--- a/docs/Yasir_Thesis_Chapter4_clean.docx
+++ b/docs/Yasir_Thesis_Chapter4_clean.docx
@@ -67,7 +67,8 @@
       <w:r/>
       <w:r>
         <w:rPr>
-          <w:vanish/>
+          <w:color w:val="FFFFFF"/>
+          <w:sz w:val="2"/>
         </w:rPr>
         <w:t xml:space="preserve">4. </w:t>
       </w:r>

--- a/docs/Yasir_Thesis_Chapter4_clean.docx
+++ b/docs/Yasir_Thesis_Chapter4_clean.docx
@@ -62,6 +62,7 @@
     <w:p>
       <w:pPr>
         <w:pStyle w:val="1"/>
+        <w:keepNext/>
         <w:spacing w:before="360"/>
       </w:pPr>
       <w:r/>
@@ -82,6 +83,7 @@
     <w:p>
       <w:pPr>
         <w:pStyle w:val="2"/>
+        <w:keepNext/>
       </w:pPr>
       <w:r>
         <w:t>4.1 Introduction</w:t>
@@ -96,6 +98,7 @@
     <w:p>
       <w:pPr>
         <w:pStyle w:val="2"/>
+        <w:keepNext/>
       </w:pPr>
       <w:r>
         <w:t>4.2 Key Definitions</w:t>
@@ -164,6 +167,7 @@
     <w:p>
       <w:pPr>
         <w:pStyle w:val="2"/>
+        <w:keepNext/>
       </w:pPr>
       <w:r>
         <w:t>4.3 Selected Research Methodology</w:t>
@@ -262,6 +266,7 @@
     <w:p>
       <w:pPr>
         <w:pStyle w:val="2"/>
+        <w:keepNext/>
       </w:pPr>
       <w:r>
         <w:t>4.4 Solution Overview</w:t>
@@ -654,6 +659,7 @@
     <w:p>
       <w:pPr>
         <w:pStyle w:val="2"/>
+        <w:keepNext/>
       </w:pPr>
       <w:r>
         <w:t>4.5 Overview of Solution for RQ1</w:t>
@@ -674,6 +680,7 @@
     <w:p>
       <w:pPr>
         <w:pStyle w:val="2"/>
+        <w:keepNext/>
       </w:pPr>
       <w:r>
         <w:t>4.6 Overview of Solution for RQ2</w:t>
@@ -694,6 +701,7 @@
     <w:p>
       <w:pPr>
         <w:pStyle w:val="2"/>
+        <w:keepNext/>
       </w:pPr>
       <w:r>
         <w:t>4.7 Overview of Solution for RQ3</w:t>
@@ -714,6 +722,7 @@
     <w:p>
       <w:pPr>
         <w:pStyle w:val="2"/>
+        <w:keepNext/>
       </w:pPr>
       <w:r>
         <w:t>4.8 Overview of Solution for RQ4</w:t>
@@ -734,6 +743,7 @@
     <w:p>
       <w:pPr>
         <w:pStyle w:val="2"/>
+        <w:keepNext/>
       </w:pPr>
       <w:r>
         <w:t>4.9 Overview of Solution for RQ5</w:t>
@@ -754,6 +764,7 @@
     <w:p>
       <w:pPr>
         <w:pStyle w:val="2"/>
+        <w:keepNext/>
       </w:pPr>
       <w:r>
         <w:t>4.10 Overview of Solution for RQ6</w:t>
@@ -768,6 +779,7 @@
     <w:p>
       <w:pPr>
         <w:pStyle w:val="3"/>
+        <w:keepNext/>
       </w:pPr>
       <w:r>
         <w:t>4.10.1 Testing and Verification of the Solution</w:t>
@@ -782,6 +794,7 @@
     <w:p>
       <w:pPr>
         <w:pStyle w:val="2"/>
+        <w:keepNext/>
       </w:pPr>
       <w:r>
         <w:t>4.11 Conclusion</w:t>

--- a/docs/Yasir_Thesis_Chapter4_clean.docx
+++ b/docs/Yasir_Thesis_Chapter4_clean.docx
@@ -632,16 +632,7 @@
         <w:t>L</w:t>
       </w:r>
       <w:r>
-        <w:t>, together with the exploratory jurisdiction check V</w:t>
-      </w:r>
-      <w:r>
-        <w:rPr>
-          <w:vertAlign w:val="subscript"/>
-        </w:rPr>
-        <w:t>J</w:t>
-      </w:r>
-      <w:r>
-        <w:t xml:space="preserve">, are then evaluated, a Groth16 proof is generated and verified before access is granted, and the audit evidence is recorded. Beyond the access decision </w:t>
+        <w:t xml:space="preserve"> are then evaluated, a Groth16 proof is generated and verified before access is granted, and the audit evidence is recorded. Beyond the access decision </w:t>
       </w:r>
       <w:r>
         <w:t>shown in Figure 4.2</w:t>
